--- a/assignment6/Assignment 6 - Documentation.docx
+++ b/assignment6/Assignment 6 - Documentation.docx
@@ -23,7 +23,7 @@
         <w:pStyle w:val="Normal"/>
       </w:pPr>
       <w:r>
-        <w:t xml:space="preserve">Bendy Paul  |  Bincom Academy PHP Course  |  2026</w:t>
+        <w:t xml:space="preserve">Bendy Paul Ikechukwu  |  Bincom Academy PHP Course  |  2026</w:t>
       </w:r>
     </w:p>
     <w:p>
